--- a/public/05/Інструкційна картка.v2.docx
+++ b/public/05/Інструкційна картка.v2.docx
@@ -87,6 +87,7 @@
         <w:t xml:space="preserve"> </w:t>
       </w:r>
       <w:bookmarkEnd w:id="0"/>
+      <w:proofErr w:type="spellStart"/>
       <w:r>
         <w:rPr>
           <w:rFonts w:ascii="Times New Roman" w:hAnsi="Times New Roman" w:cs="Times New Roman"/>
@@ -95,8 +96,119 @@
           <w:szCs w:val="28"/>
           <w:lang w:val="ru-RU"/>
         </w:rPr>
-        <w:t>Складові комп’ютера, їх призначення. Інфографіка та карта знань</w:t>
+        <w:t>Складові</w:t>
       </w:r>
+      <w:proofErr w:type="spellEnd"/>
+      <w:r>
+        <w:rPr>
+          <w:rFonts w:ascii="Times New Roman" w:hAnsi="Times New Roman" w:cs="Times New Roman"/>
+          <w:i/>
+          <w:sz w:val="28"/>
+          <w:szCs w:val="28"/>
+          <w:lang w:val="ru-RU"/>
+        </w:rPr>
+        <w:t xml:space="preserve"> </w:t>
+      </w:r>
+      <w:proofErr w:type="spellStart"/>
+      <w:r>
+        <w:rPr>
+          <w:rFonts w:ascii="Times New Roman" w:hAnsi="Times New Roman" w:cs="Times New Roman"/>
+          <w:i/>
+          <w:sz w:val="28"/>
+          <w:szCs w:val="28"/>
+          <w:lang w:val="ru-RU"/>
+        </w:rPr>
+        <w:t>комп’ютера</w:t>
+      </w:r>
+      <w:proofErr w:type="spellEnd"/>
+      <w:r>
+        <w:rPr>
+          <w:rFonts w:ascii="Times New Roman" w:hAnsi="Times New Roman" w:cs="Times New Roman"/>
+          <w:i/>
+          <w:sz w:val="28"/>
+          <w:szCs w:val="28"/>
+          <w:lang w:val="ru-RU"/>
+        </w:rPr>
+        <w:t xml:space="preserve">, </w:t>
+      </w:r>
+      <w:proofErr w:type="spellStart"/>
+      <w:r>
+        <w:rPr>
+          <w:rFonts w:ascii="Times New Roman" w:hAnsi="Times New Roman" w:cs="Times New Roman"/>
+          <w:i/>
+          <w:sz w:val="28"/>
+          <w:szCs w:val="28"/>
+          <w:lang w:val="ru-RU"/>
+        </w:rPr>
+        <w:t>їх</w:t>
+      </w:r>
+      <w:proofErr w:type="spellEnd"/>
+      <w:r>
+        <w:rPr>
+          <w:rFonts w:ascii="Times New Roman" w:hAnsi="Times New Roman" w:cs="Times New Roman"/>
+          <w:i/>
+          <w:sz w:val="28"/>
+          <w:szCs w:val="28"/>
+          <w:lang w:val="ru-RU"/>
+        </w:rPr>
+        <w:t xml:space="preserve"> </w:t>
+      </w:r>
+      <w:proofErr w:type="spellStart"/>
+      <w:r>
+        <w:rPr>
+          <w:rFonts w:ascii="Times New Roman" w:hAnsi="Times New Roman" w:cs="Times New Roman"/>
+          <w:i/>
+          <w:sz w:val="28"/>
+          <w:szCs w:val="28"/>
+          <w:lang w:val="ru-RU"/>
+        </w:rPr>
+        <w:t>призначення</w:t>
+      </w:r>
+      <w:proofErr w:type="spellEnd"/>
+      <w:r>
+        <w:rPr>
+          <w:rFonts w:ascii="Times New Roman" w:hAnsi="Times New Roman" w:cs="Times New Roman"/>
+          <w:i/>
+          <w:sz w:val="28"/>
+          <w:szCs w:val="28"/>
+          <w:lang w:val="ru-RU"/>
+        </w:rPr>
+        <w:t xml:space="preserve">. </w:t>
+      </w:r>
+      <w:proofErr w:type="spellStart"/>
+      <w:r>
+        <w:rPr>
+          <w:rFonts w:ascii="Times New Roman" w:hAnsi="Times New Roman" w:cs="Times New Roman"/>
+          <w:i/>
+          <w:sz w:val="28"/>
+          <w:szCs w:val="28"/>
+          <w:lang w:val="ru-RU"/>
+        </w:rPr>
+        <w:t>Інфографіка</w:t>
+      </w:r>
+      <w:proofErr w:type="spellEnd"/>
+      <w:r>
+        <w:rPr>
+          <w:rFonts w:ascii="Times New Roman" w:hAnsi="Times New Roman" w:cs="Times New Roman"/>
+          <w:i/>
+          <w:sz w:val="28"/>
+          <w:szCs w:val="28"/>
+          <w:lang w:val="ru-RU"/>
+        </w:rPr>
+        <w:t xml:space="preserve"> та карта </w:t>
+      </w:r>
+      <w:proofErr w:type="spellStart"/>
+      <w:r>
+        <w:rPr>
+          <w:rFonts w:ascii="Times New Roman" w:hAnsi="Times New Roman" w:cs="Times New Roman"/>
+          <w:i/>
+          <w:sz w:val="28"/>
+          <w:szCs w:val="28"/>
+          <w:lang w:val="ru-RU"/>
+        </w:rPr>
+        <w:t>знань</w:t>
+      </w:r>
+      <w:proofErr w:type="spellEnd"/>
     </w:p>
     <w:p>
       <w:pPr>
@@ -509,8 +621,20 @@
           <w:sz w:val="28"/>
           <w:szCs w:val="28"/>
         </w:rPr>
-        <w:t>План роботи над проєктом</w:t>
+        <w:t xml:space="preserve">План роботи над </w:t>
       </w:r>
+      <w:proofErr w:type="spellStart"/>
+      <w:r>
+        <w:rPr>
+          <w:rFonts w:ascii="Times New Roman" w:hAnsi="Times New Roman" w:cs="Times New Roman"/>
+          <w:b/>
+          <w:bCs/>
+          <w:sz w:val="28"/>
+          <w:szCs w:val="28"/>
+        </w:rPr>
+        <w:t>проєктом</w:t>
+      </w:r>
+      <w:proofErr w:type="spellEnd"/>
     </w:p>
     <w:p>
       <w:pPr>
@@ -781,7 +905,25 @@
                 <w:sz w:val="28"/>
                 <w:szCs w:val="28"/>
               </w:rPr>
-              <w:t xml:space="preserve"> — це засіб для графічного подання інформаційної моделі, що передбачає відображення зв’язків між реальними об’єктами.</w:t>
+              <w:t xml:space="preserve"> — це засіб для графічного подання інформаційної моделі, що передбачає відображення </w:t>
+            </w:r>
+            <w:proofErr w:type="spellStart"/>
+            <w:r>
+              <w:rPr>
+                <w:rFonts w:ascii="Times New Roman" w:hAnsi="Times New Roman" w:cs="Times New Roman"/>
+                <w:sz w:val="28"/>
+                <w:szCs w:val="28"/>
+              </w:rPr>
+              <w:t>зв’язків</w:t>
+            </w:r>
+            <w:proofErr w:type="spellEnd"/>
+            <w:r>
+              <w:rPr>
+                <w:rFonts w:ascii="Times New Roman" w:hAnsi="Times New Roman" w:cs="Times New Roman"/>
+                <w:sz w:val="28"/>
+                <w:szCs w:val="28"/>
+              </w:rPr>
+              <w:t xml:space="preserve"> між реальними об’єктами.</w:t>
             </w:r>
           </w:p>
         </w:tc>
@@ -936,8 +1078,11 @@
         <w:jc w:val="both"/>
         <w:rPr>
           <w:rFonts w:ascii="Times New Roman" w:hAnsi="Times New Roman" w:cs="Times New Roman"/>
-          <w:sz w:val="28"/>
-          <w:szCs w:val="28"/>
+          <w:color w:val="0563C1" w:themeColor="hyperlink"/>
+          <w:sz w:val="28"/>
+          <w:szCs w:val="28"/>
+          <w:u w:val="single"/>
+          <w:lang w:val="en-US"/>
         </w:rPr>
       </w:pPr>
       <w:r>
@@ -983,6 +1128,41 @@
           <w:t>https://app.diagrams.net</w:t>
         </w:r>
       </w:hyperlink>
+      <w:r>
+        <w:rPr>
+          <w:rFonts w:ascii="Times New Roman" w:hAnsi="Times New Roman" w:cs="Times New Roman"/>
+          <w:color w:val="0563C1" w:themeColor="hyperlink"/>
+          <w:sz w:val="28"/>
+          <w:szCs w:val="28"/>
+        </w:rPr>
+        <w:t xml:space="preserve"> </w:t>
+      </w:r>
+      <w:r>
+        <w:rPr>
+          <w:rFonts w:ascii="Times New Roman" w:hAnsi="Times New Roman" w:cs="Times New Roman"/>
+          <w:sz w:val="28"/>
+          <w:szCs w:val="28"/>
+        </w:rPr>
+        <w:t xml:space="preserve">(Використовуємо шаблон Базові – </w:t>
+      </w:r>
+      <w:proofErr w:type="spellStart"/>
+      <w:r>
+        <w:rPr>
+          <w:rFonts w:ascii="Times New Roman" w:hAnsi="Times New Roman" w:cs="Times New Roman"/>
+          <w:sz w:val="28"/>
+          <w:szCs w:val="28"/>
+        </w:rPr>
+        <w:t>Плейсхолдери</w:t>
+      </w:r>
+      <w:proofErr w:type="spellEnd"/>
+      <w:r>
+        <w:rPr>
+          <w:rFonts w:ascii="Times New Roman" w:hAnsi="Times New Roman" w:cs="Times New Roman"/>
+          <w:sz w:val="28"/>
+          <w:szCs w:val="28"/>
+        </w:rPr>
+        <w:t>).</w:t>
+      </w:r>
     </w:p>
     <w:p>
       <w:pPr>
